--- a/docs/deliverables/out/Drop-1_Transactional/FRS/BIBS_FRS_BRD-05_Accounting_Disbursement_ACSL_Cover_Note_v1.0.docx
+++ b/docs/deliverables/out/Drop-1_Transactional/FRS/BIBS_FRS_BRD-05_Accounting_Disbursement_ACSL_Cover_Note_v1.0.docx
@@ -3350,7 +3350,7 @@
       </w:r>
       <w:r>
         <w:rPr/>
-        <w:t xml:space="preserve"> A reference to the other volume names the FR and the volume, for example "FR-DS-041, Volume 2". The accounting events of BRD-5 and their demo entries are in Volume 1, section 5.5.</w:t>
+        <w:t xml:space="preserve"> A reference to the other volume names the FR and the volume, for example "FR-DS-041, Volume 2". The accounting events of BRD-5 and their seed entries are in Volume 1, section 5.5.</w:t>
       </w:r>
     </w:p>
     <w:p>

--- a/docs/deliverables/out/Drop-1_Transactional/FRS/BIBS_FRS_BRD-05_Accounting_Disbursement_ACSL_Cover_Note_v1.0.docx
+++ b/docs/deliverables/out/Drop-1_Transactional/FRS/BIBS_FRS_BRD-05_Accounting_Disbursement_ACSL_Cover_Note_v1.0.docx
@@ -450,7 +450,7 @@
     </w:tbl>
     <w:p>
       <w:pPr>
-        <w:spacing w:before="3000" w:after="0"/>
+        <w:spacing w:before="2600" w:after="0"/>
       </w:pPr>
     </w:p>
     <w:p>
@@ -518,15 +518,8 @@
     </w:p>
     <w:p>
       <w:pPr>
-        <w:spacing w:after="0"/>
-      </w:pPr>
-      <w:r>
-        <w:br w:type="page"/>
-      </w:r>
-    </w:p>
-    <w:p>
-      <w:pPr>
         <w:pStyle w:val="BDOIFrontHeading"/>
+        <w:pageBreakBefore/>
       </w:pPr>
       <w:r>
         <w:t>Document Control</w:t>
@@ -1425,7 +1418,7 @@
           <w:t xml:space="preserve">	</w:t>
         </w:r>
         <w:r>
-          <w:t xml:space="preserve">5</w:t>
+          <w:t xml:space="preserve">4</w:t>
         </w:r>
       </w:hyperlink>
     </w:p>
@@ -1441,7 +1434,7 @@
           <w:t xml:space="preserve">	</w:t>
         </w:r>
         <w:r>
-          <w:t xml:space="preserve">5</w:t>
+          <w:t xml:space="preserve">4</w:t>
         </w:r>
       </w:hyperlink>
     </w:p>
@@ -1457,7 +1450,7 @@
           <w:t xml:space="preserve">	</w:t>
         </w:r>
         <w:r>
-          <w:t xml:space="preserve">5</w:t>
+          <w:t xml:space="preserve">4</w:t>
         </w:r>
       </w:hyperlink>
     </w:p>
@@ -1473,7 +1466,7 @@
           <w:t xml:space="preserve">	</w:t>
         </w:r>
         <w:r>
-          <w:t xml:space="preserve">5</w:t>
+          <w:t xml:space="preserve">4</w:t>
         </w:r>
       </w:hyperlink>
     </w:p>
@@ -1489,7 +1482,7 @@
           <w:t xml:space="preserve">	</w:t>
         </w:r>
         <w:r>
-          <w:t xml:space="preserve">6</w:t>
+          <w:t xml:space="preserve">5</w:t>
         </w:r>
       </w:hyperlink>
     </w:p>
@@ -1505,7 +1498,7 @@
           <w:t xml:space="preserve">	</w:t>
         </w:r>
         <w:r>
-          <w:t xml:space="preserve">7</w:t>
+          <w:t xml:space="preserve">6</w:t>
         </w:r>
       </w:hyperlink>
     </w:p>
@@ -1521,7 +1514,7 @@
           <w:t xml:space="preserve">	</w:t>
         </w:r>
         <w:r>
-          <w:t xml:space="preserve">7</w:t>
+          <w:t xml:space="preserve">6</w:t>
         </w:r>
       </w:hyperlink>
     </w:p>
@@ -1537,7 +1530,7 @@
           <w:t xml:space="preserve">	</w:t>
         </w:r>
         <w:r>
-          <w:t xml:space="preserve">7</w:t>
+          <w:t xml:space="preserve">6</w:t>
         </w:r>
       </w:hyperlink>
     </w:p>
@@ -1553,7 +1546,7 @@
           <w:t xml:space="preserve">	</w:t>
         </w:r>
         <w:r>
-          <w:t xml:space="preserve">8</w:t>
+          <w:t xml:space="preserve">7</w:t>
         </w:r>
       </w:hyperlink>
       <w:r>
